--- a/docs/Pack_Aliado_Gabriel_Barrios/docx/13_Propuesta_Partners.docx
+++ b/docs/Pack_Aliado_Gabriel_Barrios/docx/13_Propuesta_Partners.docx
@@ -124,7 +124,7 @@
         <w:rPr>
           <w:b/>
         </w:rPr>
-        <w:t>cuota 25/40/55 + % GMV</w:t>
+        <w:t>cuota 25/40/55 + % sobre ventas en app</w:t>
       </w:r>
       <w:r>
         <w:t xml:space="preserve">; </w:t>
@@ -172,7 +172,7 @@
         <w:t>farmacéutico</w:t>
       </w:r>
       <w:r>
-        <w:t xml:space="preserve"> valida Rx </w:t>
+        <w:t xml:space="preserve"> valida receta </w:t>
       </w:r>
       <w:r>
         <w:rPr>
@@ -226,16 +226,52 @@
         <w:t>~40 M1 → ~159 M12</w:t>
       </w:r>
       <w:r>
-        <w:t xml:space="preserve"> captado con </w:t>
+        <w:t xml:space="preserve"> con </w:t>
       </w:r>
       <w:r>
         <w:rPr>
           <w:b/>
         </w:rPr>
-        <w:t>4× Sales</w:t>
+        <w:t>4 vendedores</w:t>
       </w:r>
       <w:r>
-        <w:t>.</w:t>
+        <w:t xml:space="preserve"> comerciales.</w:t>
+      </w:r>
+    </w:p>
+    <w:p>
+      <w:r>
+        <w:t>────────────────────────────────────────</w:t>
+      </w:r>
+    </w:p>
+    <w:p>
+      <w:pPr>
+        <w:pStyle w:val="Heading1"/>
+      </w:pPr>
+      <w:r>
+        <w:t>Por qué Gabriel debería leer esto</w:t>
+      </w:r>
+    </w:p>
+    <w:p>
+      <w:r>
+        <w:t xml:space="preserve">El pitch a inversores suele centrarse en farmacia + paciente. Pero en Valencia </w:t>
+      </w:r>
+      <w:r>
+        <w:rPr>
+          <w:b/>
+        </w:rPr>
+        <w:t>sin delivery confiable no hay marketplace</w:t>
+      </w:r>
+      <w:r>
+        <w:t xml:space="preserve">, y </w:t>
+      </w:r>
+      <w:r>
+        <w:rPr>
+          <w:b/>
+        </w:rPr>
+        <w:t>sin farmacéutico colegiado no hay receta legal</w:t>
+      </w:r>
+      <w:r>
+        <w:t>. Morr puede tener contactos con empresas de moto-mensajería o con farmacéuticos en red profesional — este documento traduce qué les ofrecemos y qué riesgos gestionar.</w:t>
       </w:r>
     </w:p>
     <w:p>
@@ -378,7 +414,7 @@
               <w:rPr>
                 <w:sz w:val="20"/>
               </w:rPr>
-              <w:t>Principal — cuota **25/40/55 + % GMV**</w:t>
+              <w:t>Principal — cuota **25/40/55 + % ventas en app**</w:t>
             </w:r>
           </w:p>
         </w:tc>
@@ -432,7 +468,7 @@
               <w:rPr>
                 <w:sz w:val="20"/>
               </w:rPr>
-              <w:t>Indirecto (vía GMV farmacia)</w:t>
+              <w:t>Indirecto (vía ventas farmacia)</w:t>
             </w:r>
           </w:p>
         </w:tc>
@@ -540,7 +576,7 @@
               <w:rPr>
                 <w:sz w:val="20"/>
               </w:rPr>
-              <w:t>Habilita Rx; sin fee a Zonix</w:t>
+              <w:t>Habilita receta; sin fee a Zonix</w:t>
             </w:r>
           </w:p>
         </w:tc>
@@ -556,7 +592,28 @@
         <w:t>Efecto red:</w:t>
       </w:r>
       <w:r>
-        <w:t xml:space="preserve"> más farmacias → más catálogo → más pacientes → más GMV → más capacidad comercial → mejor onboarding (flywheel del plan de lanzamiento).</w:t>
+        <w:t xml:space="preserve"> más farmacias → más catálogo → más pacientes → más ventas → más capacidad comercial → mejor onboarding.</w:t>
+      </w:r>
+    </w:p>
+    <w:p>
+      <w:r/>
+      <w:r>
+        <w:rPr>
+          <w:b/>
+        </w:rPr>
+        <w:t>Decisión clave:</w:t>
+      </w:r>
+      <w:r>
+        <w:t xml:space="preserve"> Zonix </w:t>
+      </w:r>
+      <w:r>
+        <w:rPr>
+          <w:b/>
+        </w:rPr>
+        <w:t>no</w:t>
+      </w:r>
+      <w:r>
+        <w:t xml:space="preserve"> compite con el partner logístico ni emplea repartidores. Orquesta pedidos; la empresa partner ejecuta.</w:t>
       </w:r>
     </w:p>
     <w:p>
@@ -596,7 +653,16 @@
     </w:p>
     <w:p>
       <w:r>
-        <w:t>- Hoy puede trabajar para cadenas, supermercados u otros B2B.</w:t>
+        <w:t xml:space="preserve">- Hoy puede trabajar para cadenas, supermercados, restaurantes u otros B2B logísticos en </w:t>
+      </w:r>
+      <w:r>
+        <w:rPr>
+          <w:b/>
+        </w:rPr>
+        <w:t>Valencia, San Diego o Naguanagua</w:t>
+      </w:r>
+      <w:r>
+        <w:t>.</w:t>
       </w:r>
     </w:p>
     <w:p>
@@ -614,6 +680,27 @@
       </w:r>
     </w:p>
     <w:p>
+      <w:r/>
+      <w:r>
+        <w:rPr>
+          <w:b/>
+        </w:rPr>
+        <w:t>Ejemplo hipotético:</w:t>
+      </w:r>
+      <w:r>
+        <w:t xml:space="preserve"> empresa con 12 motos que hoy reparte para 2 restaurantes y 1 farmacia de cadena — quiere </w:t>
+      </w:r>
+      <w:r>
+        <w:rPr>
+          <w:b/>
+        </w:rPr>
+        <w:t>órdenes recurrentes</w:t>
+      </w:r>
+      <w:r>
+        <w:t xml:space="preserve"> de medicamentos en corredor Bella Florida / El Socorro sin depender de un solo cliente grande.</w:t>
+      </w:r>
+    </w:p>
+    <w:p>
       <w:pPr>
         <w:pStyle w:val="Heading2"/>
       </w:pPr>
@@ -623,17 +710,22 @@
     </w:p>
     <w:p>
       <w:r>
-        <w:t>1. Dependencia de uno o dos clientes grandes.</w:t>
+        <w:t>1. Dependencia de uno o dos clientes grandes — si pierden uno, pierden 30–50% de ingresos.</w:t>
       </w:r>
     </w:p>
     <w:p>
       <w:r>
-        <w:t>2. Picos estacionales y valles en semana.</w:t>
+        <w:t>2. Picos estacionales y valles en semana — motos paradas el martes, saturadas el sábado.</w:t>
       </w:r>
     </w:p>
     <w:p>
       <w:r>
-        <w:t>3. Coordinación por WhatsApp y llamadas, sin trazabilidad central.</w:t>
+        <w:t>3. Coordinación por WhatsApp y llamadas, sin trazabilidad central — «¿dónde va el pedido 447?».</w:t>
+      </w:r>
+    </w:p>
+    <w:p>
+      <w:r>
+        <w:t>4. Disputas sin evidencia (foto, firma, QR) cuando el paciente reclama.</w:t>
       </w:r>
     </w:p>
     <w:p>
@@ -688,7 +780,7 @@
     </w:p>
     <w:p>
       <w:r>
-        <w:t>- Dashboard: órdenes completadas, tiempos, calificaciones (NPS agregado de pacientes).</w:t>
+        <w:t>- Panel de control: órdenes completadas, tiempos, calificaciones de pacientes (índice de satisfacción agregado).</w:t>
       </w:r>
     </w:p>
     <w:p>
@@ -871,6 +963,36 @@
       </w:tr>
     </w:tbl>
     <w:p/>
+    <w:p>
+      <w:r/>
+      <w:r>
+        <w:rPr>
+          <w:b/>
+        </w:rPr>
+        <w:t>Ejemplo numérico:</w:t>
+      </w:r>
+      <w:r>
+        <w:t xml:space="preserve"> 500 entregas/mes × fee promedio USD 2,50 = </w:t>
+      </w:r>
+      <w:r>
+        <w:rPr>
+          <w:b/>
+        </w:rPr>
+        <w:t>USD 1.250</w:t>
+      </w:r>
+      <w:r>
+        <w:t xml:space="preserve"> cobrado por la empresa al paciente. Zonix factura </w:t>
+      </w:r>
+      <w:r>
+        <w:rPr>
+          <w:b/>
+        </w:rPr>
+        <w:t>8% × 1.250 + 0,30 × 500 = 100 + 150 = USD 250/mes</w:t>
+      </w:r>
+      <w:r>
+        <w:t xml:space="preserve"> — ingreso secundario, no el core del negocio.</w:t>
+      </w:r>
+    </w:p>
     <w:p>
       <w:pPr>
         <w:pStyle w:val="Heading2"/>
@@ -1070,7 +1192,7 @@
     </w:p>
     <w:p>
       <w:r>
-        <w:t>3. KYC: RIF, registro, lista de agentes.</w:t>
+        <w:t>3. Verificación: RIF, registro, lista de agentes.</w:t>
       </w:r>
     </w:p>
     <w:p>
@@ -1153,13 +1275,14 @@
         <w:tblLook w:firstColumn="1" w:firstRow="1" w:lastColumn="0" w:lastRow="0" w:noHBand="0" w:noVBand="1" w:val="04A0"/>
       </w:tblPr>
       <w:tblGrid>
-        <w:gridCol w:w="4320"/>
-        <w:gridCol w:w="4320"/>
+        <w:gridCol w:w="2880"/>
+        <w:gridCol w:w="2880"/>
+        <w:gridCol w:w="2880"/>
       </w:tblGrid>
       <w:tr>
         <w:tc>
           <w:tcPr>
-            <w:tcW w:type="dxa" w:w="4320"/>
+            <w:tcW w:type="dxa" w:w="2880"/>
             <w:shd w:fill="1E2A5A"/>
           </w:tcPr>
           <w:p>
@@ -1175,7 +1298,23 @@
         </w:tc>
         <w:tc>
           <w:tcPr>
-            <w:tcW w:type="dxa" w:w="4320"/>
+            <w:tcW w:type="dxa" w:w="2880"/>
+            <w:shd w:fill="1E2A5A"/>
+          </w:tcPr>
+          <w:p>
+            <w:r>
+              <w:rPr>
+                <w:b/>
+                <w:color w:val="FFFFFF"/>
+                <w:sz w:val="20"/>
+              </w:rPr>
+              <w:t>Señal en Valencia</w:t>
+            </w:r>
+          </w:p>
+        </w:tc>
+        <w:tc>
+          <w:tcPr>
+            <w:tcW w:type="dxa" w:w="2880"/>
             <w:shd w:fill="1E2A5A"/>
           </w:tcPr>
           <w:p>
@@ -1193,7 +1332,7 @@
       <w:tr>
         <w:tc>
           <w:tcPr>
-            <w:tcW w:type="dxa" w:w="4320"/>
+            <w:tcW w:type="dxa" w:w="2880"/>
           </w:tcPr>
           <w:p>
             <w:r>
@@ -1206,7 +1345,20 @@
         </w:tc>
         <w:tc>
           <w:tcPr>
-            <w:tcW w:type="dxa" w:w="4320"/>
+            <w:tcW w:type="dxa" w:w="2880"/>
+          </w:tcPr>
+          <w:p>
+            <w:r>
+              <w:rPr>
+                <w:sz w:val="20"/>
+              </w:rPr>
+              <w:t>Solo una empresa acepta el piloto</w:t>
+            </w:r>
+          </w:p>
+        </w:tc>
+        <w:tc>
+          <w:tcPr>
+            <w:tcW w:type="dxa" w:w="2880"/>
           </w:tcPr>
           <w:p>
             <w:r>
@@ -1221,7 +1373,7 @@
       <w:tr>
         <w:tc>
           <w:tcPr>
-            <w:tcW w:type="dxa" w:w="4320"/>
+            <w:tcW w:type="dxa" w:w="2880"/>
           </w:tcPr>
           <w:p>
             <w:r>
@@ -1234,7 +1386,20 @@
         </w:tc>
         <w:tc>
           <w:tcPr>
-            <w:tcW w:type="dxa" w:w="4320"/>
+            <w:tcW w:type="dxa" w:w="2880"/>
+          </w:tcPr>
+          <w:p>
+            <w:r>
+              <w:rPr>
+                <w:sz w:val="20"/>
+              </w:rPr>
+              <w:t>Pedidos Zonix demorados en hora pico</w:t>
+            </w:r>
+          </w:p>
+        </w:tc>
+        <w:tc>
+          <w:tcPr>
+            <w:tcW w:type="dxa" w:w="2880"/>
           </w:tcPr>
           <w:p>
             <w:r>
@@ -1249,20 +1414,33 @@
       <w:tr>
         <w:tc>
           <w:tcPr>
-            <w:tcW w:type="dxa" w:w="4320"/>
+            <w:tcW w:type="dxa" w:w="2880"/>
           </w:tcPr>
           <w:p>
             <w:r>
               <w:rPr>
                 <w:sz w:val="20"/>
               </w:rPr>
-              <w:t>Renegociación agresiva de tarifa al crecer GMV</w:t>
+              <w:t>Renegociación agresiva de tarifa al crecer</w:t>
             </w:r>
           </w:p>
         </w:tc>
         <w:tc>
           <w:tcPr>
-            <w:tcW w:type="dxa" w:w="4320"/>
+            <w:tcW w:type="dxa" w:w="2880"/>
+          </w:tcPr>
+          <w:p>
+            <w:r>
+              <w:rPr>
+                <w:sz w:val="20"/>
+              </w:rPr>
+              <w:t>«Suban fee o nos vamos» post-M6</w:t>
+            </w:r>
+          </w:p>
+        </w:tc>
+        <w:tc>
+          <w:tcPr>
+            <w:tcW w:type="dxa" w:w="2880"/>
           </w:tcPr>
           <w:p>
             <w:r>
@@ -1277,7 +1455,7 @@
       <w:tr>
         <w:tc>
           <w:tcPr>
-            <w:tcW w:type="dxa" w:w="4320"/>
+            <w:tcW w:type="dxa" w:w="2880"/>
           </w:tcPr>
           <w:p>
             <w:r>
@@ -1290,14 +1468,68 @@
         </w:tc>
         <w:tc>
           <w:tcPr>
-            <w:tcW w:type="dxa" w:w="4320"/>
+            <w:tcW w:type="dxa" w:w="2880"/>
           </w:tcPr>
           <w:p>
             <w:r>
               <w:rPr>
                 <w:sz w:val="20"/>
               </w:rPr>
-              <w:t>Preaviso + plan transición en contrato</w:t>
+              <w:t>Preaviso de 48h</w:t>
+            </w:r>
+          </w:p>
+        </w:tc>
+        <w:tc>
+          <w:tcPr>
+            <w:tcW w:type="dxa" w:w="2880"/>
+          </w:tcPr>
+          <w:p>
+            <w:r>
+              <w:rPr>
+                <w:sz w:val="20"/>
+              </w:rPr>
+              <w:t>Preaviso mínimo + plan transición en contrato</w:t>
+            </w:r>
+          </w:p>
+        </w:tc>
+      </w:tr>
+      <w:tr>
+        <w:tc>
+          <w:tcPr>
+            <w:tcW w:type="dxa" w:w="2880"/>
+          </w:tcPr>
+          <w:p>
+            <w:r>
+              <w:rPr>
+                <w:sz w:val="20"/>
+              </w:rPr>
+              <w:t>Zonas inseguras</w:t>
+            </w:r>
+          </w:p>
+        </w:tc>
+        <w:tc>
+          <w:tcPr>
+            <w:tcW w:type="dxa" w:w="2880"/>
+          </w:tcPr>
+          <w:p>
+            <w:r>
+              <w:rPr>
+                <w:sz w:val="20"/>
+              </w:rPr>
+              <w:t>Repartidor rechaza rutas nocturnas</w:t>
+            </w:r>
+          </w:p>
+        </w:tc>
+        <w:tc>
+          <w:tcPr>
+            <w:tcW w:type="dxa" w:w="2880"/>
+          </w:tcPr>
+          <w:p>
+            <w:r>
+              <w:rPr>
+                <w:sz w:val="20"/>
+              </w:rPr>
+              <w:t>SLA con exclusiones geográficas explícitas</w:t>
             </w:r>
           </w:p>
         </w:tc>
@@ -1314,7 +1546,7 @@
         <w:pStyle w:val="Heading1"/>
       </w:pPr>
       <w:r>
-        <w:t>B. Repartidor de campo (`delivery_agent`)</w:t>
+        <w:t>B. Repartidor de campo</w:t>
       </w:r>
     </w:p>
     <w:p>
@@ -1374,6 +1606,11 @@
     <w:p>
       <w:r>
         <w:t>- Disputas sin foto ni prueba de entrega.</w:t>
+      </w:r>
+    </w:p>
+    <w:p>
+      <w:r>
+        <w:t>- Llamadas del paciente «¿dónde viene?» cada 10 minutos.</w:t>
       </w:r>
     </w:p>
     <w:p>
@@ -1479,7 +1716,7 @@
               <w:rPr>
                 <w:sz w:val="20"/>
               </w:rPr>
-              <w:t>Ve el **fee de esa orden** antes de aceptar</w:t>
+              <w:t>Ve el **fee de esa orden** (USD 1,50–3,50) antes de aceptar</w:t>
             </w:r>
           </w:p>
         </w:tc>
@@ -1795,7 +2032,7 @@
     </w:p>
     <w:p>
       <w:r>
-        <w:t>2. Instala Zonix Pharma, inicia sesión, KYC si aplica.</w:t>
+        <w:t>2. Instala Zonix Pharma, inicia sesión, verificación de identidad si aplica.</w:t>
       </w:r>
     </w:p>
     <w:p>
@@ -1867,6 +2104,36 @@
       </w:r>
     </w:p>
     <w:p>
+      <w:r/>
+      <w:r>
+        <w:rPr>
+          <w:b/>
+        </w:rPr>
+        <w:t>Escena Valencia:</w:t>
+      </w:r>
+      <w:r>
+        <w:t xml:space="preserve"> Lic. Rodríguez, regente en farmacia de </w:t>
+      </w:r>
+      <w:r>
+        <w:rPr>
+          <w:b/>
+        </w:rPr>
+        <w:t>San Diego</w:t>
+      </w:r>
+      <w:r>
+        <w:t xml:space="preserve">, valida 15 recetas al día en papel. Si hay inspección, busca en archivador. Zonix le da </w:t>
+      </w:r>
+      <w:r>
+        <w:rPr>
+          <w:b/>
+        </w:rPr>
+        <w:t>registro digital</w:t>
+      </w:r>
+      <w:r>
+        <w:t xml:space="preserve"> — quién validó, cuándo, qué receta — sin cambiar su responsabilidad legal.</w:t>
+      </w:r>
+    </w:p>
+    <w:p>
       <w:pPr>
         <w:pStyle w:val="Heading2"/>
       </w:pPr>
@@ -1881,12 +2148,17 @@
     </w:p>
     <w:p>
       <w:r>
-        <w:t>2. Rol invisible detrás del mostrador.</w:t>
+        <w:t>2. Rol invisible detrás del mostrador — el paciente no ve al profesional.</w:t>
       </w:r>
     </w:p>
     <w:p>
       <w:r>
         <w:t>3. Misma carga: validar + dispensar + atender + inventario.</w:t>
+      </w:r>
+    </w:p>
+    <w:p>
+      <w:r>
+        <w:t>4. Recetas ilegibles o dañadas en papel.</w:t>
       </w:r>
     </w:p>
     <w:p>
@@ -1943,7 +2215,7 @@
         <w:rPr>
           <w:b/>
         </w:rPr>
-        <w:t>25/40/55 + % GMV</w:t>
+        <w:t>25/40/55 + % ventas en app</w:t>
       </w:r>
       <w:r>
         <w:t>).</w:t>
@@ -2121,6 +2393,18 @@
       </w:r>
     </w:p>
     <w:p>
+      <w:r/>
+      <w:r>
+        <w:rPr>
+          <w:b/>
+        </w:rPr>
+        <w:t>Riesgo:</w:t>
+      </w:r>
+      <w:r>
+        <w:t xml:space="preserve"> farmacéutico rechaza herramienta digital («más trabajo»). Mitigación: capacitación corta; decisión final de la farmacia; no imponer desde Zonix.</w:t>
+      </w:r>
+    </w:p>
+    <w:p>
       <w:r>
         <w:t>────────────────────────────────────────</w:t>
       </w:r>
@@ -2230,7 +2514,7 @@
               <w:rPr>
                 <w:sz w:val="20"/>
               </w:rPr>
-              <w:t>Mínimos en contrato; coordinador logístico Zonix</w:t>
+              <w:t>Mínimos en contrato; coordinador logístico Zonix (tier Base+)</w:t>
             </w:r>
           </w:p>
         </w:tc>
@@ -2481,7 +2765,7 @@
               <w:rPr>
                 <w:sz w:val="20"/>
               </w:rPr>
-              <w:t>Prueba entrega real; KYC agentes</w:t>
+              <w:t>Prueba entrega real; verificación agentes</w:t>
             </w:r>
           </w:p>
         </w:tc>
@@ -2608,7 +2892,7 @@
         <w:rPr>
           <w:b/>
         </w:rPr>
-        <w:t>4× Sales</w:t>
+        <w:t>4 vendedores</w:t>
       </w:r>
       <w:r>
         <w:t xml:space="preserve"> — independiente del onboarding delivery, pero ambos deben converger antes de tráfico masivo al paciente.</w:t>
@@ -2624,7 +2908,7 @@
         <w:pStyle w:val="Heading1"/>
       </w:pPr>
       <w:r>
-        <w:t>Qué revisar juntos</w:t>
+        <w:t>Qué nos gustaría que revises, Gabriel</w:t>
       </w:r>
     </w:p>
     <w:p>
@@ -2638,7 +2922,7 @@
         <w:t>¿Conoces 1–2 empresas de delivery en Valencia</w:t>
       </w:r>
       <w:r>
-        <w:t xml:space="preserve"> candidatas a partner #1 (sin exclusividad Farmatodo)?</w:t>
+        <w:t xml:space="preserve"> candidatas a partner #1 (sin exclusividad con Farmatodo)?</w:t>
       </w:r>
     </w:p>
     <w:p>
@@ -2699,6 +2983,20 @@
     </w:p>
     <w:p>
       <w:r>
+        <w:t xml:space="preserve">6. </w:t>
+      </w:r>
+      <w:r>
+        <w:rPr>
+          <w:b/>
+        </w:rPr>
+        <w:t>¿Pickup en farmacia</w:t>
+      </w:r>
+      <w:r>
+        <w:t xml:space="preserve"> debería promoverse más en zonas inseguras o con pocos repartidores — y cómo lo verían las farmacias de El Socorro?</w:t>
+      </w:r>
+    </w:p>
+    <w:p>
+      <w:r>
         <w:t>────────────────────────────────────────</w:t>
       </w:r>
     </w:p>
@@ -2746,7 +3044,7 @@
         <w:rPr>
           <w:b/>
         </w:rPr>
-        <w:t>SLA 60–90 min y NPS:</w:t>
+        <w:t>SLA 60–90 min y satisfacción paciente:</w:t>
       </w:r>
       <w:r>
         <w:t xml:space="preserve"> metas de piloto; dependen de densidad de agentes y tráfico real post-Day-D.</w:t>

--- a/docs/Pack_Aliado_Gabriel_Barrios/docx/13_Propuesta_Partners.docx
+++ b/docs/Pack_Aliado_Gabriel_Barrios/docx/13_Propuesta_Partners.docx
@@ -124,10 +124,10 @@
         <w:rPr>
           <w:b/>
         </w:rPr>
-        <w:t>cuota 25/40/55 + % sobre ventas en app</w:t>
+        <w:t>cuota 45/60/70 + %GMV 8/7/5</w:t>
       </w:r>
       <w:r>
-        <w:t xml:space="preserve">; </w:t>
+        <w:t xml:space="preserve"> (Excel esc.1); </w:t>
       </w:r>
       <w:r>
         <w:rPr>
@@ -414,7 +414,7 @@
               <w:rPr>
                 <w:sz w:val="20"/>
               </w:rPr>
-              <w:t>Principal — cuota **25/40/55 + % ventas en app**</w:t>
+              <w:t>Principal — cuota **45/60/70 + %GMV 8/7/5**</w:t>
             </w:r>
           </w:p>
         </w:tc>
@@ -872,7 +872,7 @@
               <w:rPr>
                 <w:sz w:val="20"/>
               </w:rPr>
-              <w:t>**USD 0** (post-piloto posible ~50 USD/mes si &gt;10 agentes — fuera proyección año 1)</w:t>
+              <w:t>**USD 0** (post-piloto posible ~52 USD/mes si &gt;10 agentes — fuera proyección año 1)</w:t>
             </w:r>
           </w:p>
         </w:tc>
@@ -2215,7 +2215,7 @@
         <w:rPr>
           <w:b/>
         </w:rPr>
-        <w:t>25/40/55 + % ventas en app</w:t>
+        <w:t>45/60/70 + %GMV 8/7/5</w:t>
       </w:r>
       <w:r>
         <w:t>).</w:t>
